--- a/Devesh Ruttala - Infrastructure-SRE Intern Assignment.docx
+++ b/Devesh Ruttala - Infrastructure-SRE Intern Assignment.docx
@@ -48,56 +48,108 @@
         <w:t xml:space="preserve">Role:  </w:t>
       </w:r>
       <w:r>
-        <w:t xml:space="preserve">Infrastructure / SRE Intern      </w:t>
+        <w:t xml:space="preserve">Infrastructure / SRE Intern   </w:t>
       </w:r>
     </w:p>
     <w:p>
       <w:r>
+        <w:t>Email: deveshruttala@gmail.com</w:t>
+      </w:r>
+      <w:r>
+        <w:t xml:space="preserve">   </w:t>
+      </w:r>
+    </w:p>
+    <w:p>
+      <w:pPr>
         <w:rPr>
           <w:b/>
           <w:color w:val="312E81"/>
         </w:rPr>
-        <w:t xml:space="preserve">GitHub:  </w:t>
-      </w:r>
-      <w:hyperlink r:id="rId6">
+      </w:pPr>
+      <w:r>
+        <w:rPr>
+          <w:b/>
+          <w:color w:val="312E81"/>
+        </w:rPr>
+        <w:t xml:space="preserve">GitHub: </w:t>
+      </w:r>
+      <w:hyperlink r:id="rId6" w:history="1">
         <w:r>
           <w:rPr>
-            <w:color w:val="4F46E5"/>
-            <w:u w:val="single"/>
+            <w:rStyle w:val="Hyperlink"/>
+            <w:b/>
           </w:rPr>
-          <w:t>https://github.com/deveshruttala/zeotap-sre-assignment</w:t>
+          <w:t>https://github.com/deveshruttala/Incident-Management-System/tree/main</w:t>
         </w:r>
       </w:hyperlink>
     </w:p>
     <w:p>
+      <w:pPr>
+        <w:rPr>
+          <w:b/>
+          <w:color w:val="312E81"/>
+        </w:rPr>
+      </w:pPr>
+    </w:p>
+    <w:p>
+      <w:pPr>
+        <w:rPr>
+          <w:i/>
+        </w:rPr>
+      </w:pPr>
       <w:r>
         <w:rPr>
           <w:i/>
         </w:rPr>
         <w:t xml:space="preserve">Detailed LLD and class layout: </w:t>
       </w:r>
-      <w:hyperlink r:id="rId7">
+      <w:hyperlink r:id="rId7" w:history="1">
         <w:r>
           <w:rPr>
-            <w:color w:val="4F46E5"/>
-            <w:u w:val="single"/>
+            <w:rStyle w:val="Hyperlink"/>
           </w:rPr>
-          <w:t>ARCHITECTURE.md</w:t>
+          <w:t>ARCHITECT</w:t>
+        </w:r>
+        <w:r>
+          <w:rPr>
+            <w:rStyle w:val="Hyperlink"/>
+          </w:rPr>
+          <w:t>U</w:t>
+        </w:r>
+        <w:r>
+          <w:rPr>
+            <w:rStyle w:val="Hyperlink"/>
+          </w:rPr>
+          <w:t>RE.md</w:t>
+        </w:r>
+        <w:r>
+          <w:rPr>
+            <w:rStyle w:val="Hyperlink"/>
+            <w:i/>
+          </w:rPr>
+          <w:t xml:space="preserve">   </w:t>
         </w:r>
       </w:hyperlink>
       <w:r>
         <w:rPr>
           <w:i/>
         </w:rPr>
-        <w:t xml:space="preserve">    · Design notes &amp; prompts: </w:t>
-      </w:r>
-      <w:hyperlink r:id="rId8">
+        <w:t xml:space="preserve"> </w:t>
+      </w:r>
+    </w:p>
+    <w:p>
+      <w:r>
+        <w:rPr>
+          <w:i/>
+        </w:rPr>
+        <w:t xml:space="preserve">· Design notes &amp; prompts: </w:t>
+      </w:r>
+      <w:hyperlink r:id="rId8" w:history="1">
         <w:r>
           <w:rPr>
-            <w:color w:val="4F46E5"/>
-            <w:u w:val="single"/>
+            <w:rStyle w:val="Hyperlink"/>
           </w:rPr>
-          <w:t>PROMPTS.md</w:t>
+          <w:t>Prompts.md</w:t>
         </w:r>
       </w:hyperlink>
     </w:p>
@@ -4000,6 +4052,7 @@
   <w:style w:type="character" w:default="1" w:styleId="DefaultParagraphFont">
     <w:name w:val="Default Paragraph Font"/>
     <w:uiPriority w:val="1"/>
+    <w:semiHidden/>
     <w:unhideWhenUsed/>
   </w:style>
   <w:style w:type="table" w:default="1" w:styleId="TableNormal">
@@ -14775,6 +14828,41 @@
         <w:shd w:val="clear" w:color="auto" w:fill="FBCAA2" w:themeFill="accent6" w:themeFillTint="7F"/>
       </w:tcPr>
     </w:tblStylePr>
+  </w:style>
+  <w:style w:type="character" w:styleId="Hyperlink">
+    <w:name w:val="Hyperlink"/>
+    <w:basedOn w:val="DefaultParagraphFont"/>
+    <w:uiPriority w:val="99"/>
+    <w:unhideWhenUsed/>
+    <w:rsid w:val="00FD1961"/>
+    <w:rPr>
+      <w:color w:val="0000FF" w:themeColor="hyperlink"/>
+      <w:u w:val="single"/>
+    </w:rPr>
+  </w:style>
+  <w:style w:type="character" w:styleId="UnresolvedMention">
+    <w:name w:val="Unresolved Mention"/>
+    <w:basedOn w:val="DefaultParagraphFont"/>
+    <w:uiPriority w:val="99"/>
+    <w:semiHidden/>
+    <w:unhideWhenUsed/>
+    <w:rsid w:val="00FD1961"/>
+    <w:rPr>
+      <w:color w:val="605E5C"/>
+      <w:shd w:val="clear" w:color="auto" w:fill="E1DFDD"/>
+    </w:rPr>
+  </w:style>
+  <w:style w:type="character" w:styleId="FollowedHyperlink">
+    <w:name w:val="FollowedHyperlink"/>
+    <w:basedOn w:val="DefaultParagraphFont"/>
+    <w:uiPriority w:val="99"/>
+    <w:semiHidden/>
+    <w:unhideWhenUsed/>
+    <w:rsid w:val="00FD1961"/>
+    <w:rPr>
+      <w:color w:val="800080" w:themeColor="followedHyperlink"/>
+      <w:u w:val="single"/>
+    </w:rPr>
   </w:style>
 </w:styles>
 </file>
